--- a/zht/docx/59.content.docx
+++ b/zht/docx/59.content.docx
@@ -136,13 +136,6 @@
         <w:rPr>
           <w:lang w:val="zh_TW" w:bidi="zh_TW"/>
         </w:rPr>
-      </w:r>
-      <w:r>
-        <w:rPr>
-          <w:i/>
-          <w:lang w:val="zh_TW" w:bidi="zh_TW"/>
-        </w:rPr>
-        <w:t>雅各書 1:1, 雅各書 1:2, 雅各書 1:3, 雅各書 1:5, 雅各書 1:6, 雅各書 1:7–8, 雅各書 1:10, 雅各書 1:11, 雅各書 1:12, 雅各書 1:14, 雅各書 1:15, 雅各書 1:17, 雅各書 1:18, 雅各書 1:19, 雅各書 1:22, 雅各書 1:26, 雅各書 1:27, 雅各書 2:1, 雅各書 2:3, 雅各書 2:3 (#2), 雅各書 2:4, 雅各書 2:5, 雅各書 2:6–7, 雅各書 2:8, 雅各書 2:10, 雅各書 2:13, 雅各書 2:14, 雅各書 2:16, 雅各書 2:17, 雅各書 2:18, 雅各書 2:19, 雅各書 2:21, 雅各書 2:22, 雅各書 2:23, 雅各書 2:25, 雅各書 2:26, 雅各書 3:1, 雅各書 3:2, 雅各書 3:2 (#2), 雅各書 3:3, 雅各書 3:4, 雅各書 3:6, 雅各書 3:8, 雅各書 3:9, 雅各書 3:11, 雅各書 3:13, 雅各書 3:15, 雅各書 3:16, 雅各書 3:17, 雅各書 4:1, 雅各書 4:3, 雅各書 4:4, 雅各書 4:6, 雅各書 4:7, 雅各書 4:8, 雅各書 4:11, 雅各書 4:15, 雅各書 4:16, 雅各書 4:17, 雅各書 5:3, 雅各書 5:4, 雅各書 5:6, 雅各書 5:7, 雅各書 5:8, 雅各書 5:10, 雅各書 5:11, 雅各書 5:12, 雅各書 5:14, 雅各書 5:16, 雅各書 5:17, 雅各書 5:18, 雅各書 5:20</w:t>
       </w:r>
       <w:r>
         <w:rPr>

--- a/zht/docx/59.content.docx
+++ b/zht/docx/59.content.docx
@@ -123,19 +123,6 @@
           <w:lang w:val="zh_TW" w:bidi="zh_TW"/>
         </w:rPr>
         <w:t>JAS</w:t>
-      </w:r>
-      <w:r>
-        <w:rPr>
-          <w:lang w:val="zh_TW" w:bidi="zh_TW"/>
-        </w:rPr>
-      </w:r>
-    </w:p>
-    <w:p>
-      <w:pPr/>
-      <w:r>
-        <w:rPr>
-          <w:lang w:val="zh_TW" w:bidi="zh_TW"/>
-        </w:rPr>
       </w:r>
       <w:r>
         <w:rPr>

--- a/zht/docx/59.content.docx
+++ b/zht/docx/59.content.docx
@@ -19,7 +19,7 @@
         <w:rPr>
           <w:lang w:val="zh_TW" w:bidi="zh_TW"/>
         </w:rPr>
-        <w:t>Resource: 翻譯問題 (unfoldingWord)</w:t>
+        <w:t>Resource: unfoldingWord® Translation Questions</w:t>
       </w:r>
       <w:r>
         <w:rPr>
@@ -85,7 +85,7 @@
         <w:rPr>
           <w:lang w:val="zh_TW" w:bidi="zh_TW"/>
         </w:rPr>
-        <w:t>翻譯問題 (unfoldingWord)</w:t>
+        <w:t>unfoldingWord® Translation Questions</w:t>
       </w:r>
     </w:p>
     <w:p>
